--- a/IMLO Submission Point Question Answers.docx
+++ b/IMLO Submission Point Question Answers.docx
@@ -52,37 +52,90 @@
         <w:t>Type of each layer used =</w:t>
       </w:r>
       <w:r>
-        <w:t xml:space="preserve"> Conv2D, BatchNorm2D, ReLU, </w:t>
-      </w:r>
-      <w:r>
-        <w:t>Conv2D, BatchNorm2D, ReLU</w:t>
-      </w:r>
-      <w:r>
-        <w:t xml:space="preserve">, MaxPool2D, </w:t>
-      </w:r>
-      <w:r>
-        <w:t>Conv2D, BatchNorm2D, ReLU, Conv2D, BatchNorm2D, ReLU, MaxPool2D</w:t>
-      </w:r>
-      <w:r>
-        <w:t xml:space="preserve">, </w:t>
-      </w:r>
-      <w:r>
-        <w:t>Conv2D, BatchNorm2D, ReLU, Conv2D, BatchNorm2D, ReLU, MaxPool2D</w:t>
-      </w:r>
-      <w:r>
-        <w:t xml:space="preserve">, </w:t>
-      </w:r>
-      <w:r>
-        <w:t>Conv2D, BatchNorm2D, ReLU, Conv2D, BatchNorm2D, ReLU, MaxPool2D</w:t>
-      </w:r>
-      <w:r>
-        <w:t xml:space="preserve">, </w:t>
-      </w:r>
-      <w:r>
-        <w:t>Conv2D, BatchNorm2D, ReLU, Conv2D, BatchNorm2D, ReLU, MaxPool2D</w:t>
-      </w:r>
-      <w:r>
-        <w:t>, AdaptiveAvgPool2D, Flatten, Linear, ReLU, Dropout, Linear</w:t>
+        <w:t xml:space="preserve"> </w:t>
+      </w:r>
+      <w:r>
+        <w:t xml:space="preserve">Conv2d, BatchNorm2d, </w:t>
+      </w:r>
+      <w:proofErr w:type="spellStart"/>
+      <w:r>
+        <w:t>ReLU</w:t>
+      </w:r>
+      <w:proofErr w:type="spellEnd"/>
+      <w:r>
+        <w:t xml:space="preserve">, Conv2d, BatchNorm2d, </w:t>
+      </w:r>
+      <w:proofErr w:type="spellStart"/>
+      <w:r>
+        <w:t>ReLU</w:t>
+      </w:r>
+      <w:proofErr w:type="spellEnd"/>
+      <w:r>
+        <w:t xml:space="preserve">, MaxPool2d, Conv2d, BatchNorm2d, </w:t>
+      </w:r>
+      <w:proofErr w:type="spellStart"/>
+      <w:r>
+        <w:t>ReLU</w:t>
+      </w:r>
+      <w:proofErr w:type="spellEnd"/>
+      <w:r>
+        <w:t xml:space="preserve">, Conv2d, BatchNorm2d, </w:t>
+      </w:r>
+      <w:proofErr w:type="spellStart"/>
+      <w:r>
+        <w:t>ReLU</w:t>
+      </w:r>
+      <w:proofErr w:type="spellEnd"/>
+      <w:r>
+        <w:t xml:space="preserve">, MaxPool2d, Conv2d, BatchNorm2d, </w:t>
+      </w:r>
+      <w:proofErr w:type="spellStart"/>
+      <w:r>
+        <w:t>ReLU</w:t>
+      </w:r>
+      <w:proofErr w:type="spellEnd"/>
+      <w:r>
+        <w:t xml:space="preserve">, Conv2d, BatchNorm2d, </w:t>
+      </w:r>
+      <w:proofErr w:type="spellStart"/>
+      <w:r>
+        <w:t>ReLU</w:t>
+      </w:r>
+      <w:proofErr w:type="spellEnd"/>
+      <w:r>
+        <w:t xml:space="preserve">, MaxPool2d, Conv2d, BatchNorm2d, </w:t>
+      </w:r>
+      <w:proofErr w:type="spellStart"/>
+      <w:r>
+        <w:t>ReLU</w:t>
+      </w:r>
+      <w:proofErr w:type="spellEnd"/>
+      <w:r>
+        <w:t xml:space="preserve">, Conv2d, BatchNorm2d, </w:t>
+      </w:r>
+      <w:proofErr w:type="spellStart"/>
+      <w:r>
+        <w:t>ReLU</w:t>
+      </w:r>
+      <w:proofErr w:type="spellEnd"/>
+      <w:r>
+        <w:t xml:space="preserve">, MaxPool2d, Conv2d, BatchNorm2d, </w:t>
+      </w:r>
+      <w:proofErr w:type="spellStart"/>
+      <w:r>
+        <w:t>ReLU</w:t>
+      </w:r>
+      <w:proofErr w:type="spellEnd"/>
+      <w:r>
+        <w:t xml:space="preserve">, MaxPool2d, AdaptiveAvgPool2d, Flatten, Linear, </w:t>
+      </w:r>
+      <w:proofErr w:type="spellStart"/>
+      <w:r>
+        <w:t>ReLU</w:t>
+      </w:r>
+      <w:proofErr w:type="spellEnd"/>
+      <w:r>
+        <w:t>, Dropout, Linear</w:t>
       </w:r>
     </w:p>
     <w:p>
@@ -102,7 +155,10 @@
         <w:t>Units/Kernels in each layer =</w:t>
       </w:r>
       <w:r>
-        <w:t xml:space="preserve"> 32, 32, -, 32, 32, -, -, 64, 64, -, 64, 64, -, -, 128, 128, -, 128, 128, -, -, 256, 256, -, 256, 256, -, -, 512, 512, -, -, -, -, 256, -, -, 37</w:t>
+        <w:t xml:space="preserve"> </w:t>
+      </w:r>
+      <w:r>
+        <w:t>32, 32, -, 32, 32, -, 2x2, 64, 64, -, 64, 64, -, 2x2, 128, 128, -, 128, 128, -, 2x2, 256, 256, -, 256, 256, -, 2x2, 512, 512, -, 2x2, 1x1, -, 256, -, -, 37</w:t>
       </w:r>
     </w:p>
     <w:p>
@@ -119,7 +175,90 @@
         </w:numPr>
       </w:pPr>
       <w:r>
-        <w:t>Activation function = ReLU</w:t>
+        <w:t xml:space="preserve">Activation function = </w:t>
+      </w:r>
+      <w:r>
+        <w:t xml:space="preserve">-, -, </w:t>
+      </w:r>
+      <w:proofErr w:type="spellStart"/>
+      <w:r>
+        <w:t>ReLU</w:t>
+      </w:r>
+      <w:proofErr w:type="spellEnd"/>
+      <w:r>
+        <w:t xml:space="preserve">, -, -, </w:t>
+      </w:r>
+      <w:proofErr w:type="spellStart"/>
+      <w:r>
+        <w:t>ReLU</w:t>
+      </w:r>
+      <w:proofErr w:type="spellEnd"/>
+      <w:r>
+        <w:t xml:space="preserve">, -, -, -, </w:t>
+      </w:r>
+      <w:proofErr w:type="spellStart"/>
+      <w:r>
+        <w:t>ReLU</w:t>
+      </w:r>
+      <w:proofErr w:type="spellEnd"/>
+      <w:r>
+        <w:t xml:space="preserve">, -, -, </w:t>
+      </w:r>
+      <w:proofErr w:type="spellStart"/>
+      <w:r>
+        <w:t>ReLU</w:t>
+      </w:r>
+      <w:proofErr w:type="spellEnd"/>
+      <w:r>
+        <w:t xml:space="preserve">, -, -, -, </w:t>
+      </w:r>
+      <w:proofErr w:type="spellStart"/>
+      <w:r>
+        <w:t>ReLU</w:t>
+      </w:r>
+      <w:proofErr w:type="spellEnd"/>
+      <w:r>
+        <w:t xml:space="preserve">, -, -, </w:t>
+      </w:r>
+      <w:proofErr w:type="spellStart"/>
+      <w:r>
+        <w:t>ReLU</w:t>
+      </w:r>
+      <w:proofErr w:type="spellEnd"/>
+      <w:r>
+        <w:t xml:space="preserve">, -, -, -, </w:t>
+      </w:r>
+      <w:proofErr w:type="spellStart"/>
+      <w:r>
+        <w:t>ReLU</w:t>
+      </w:r>
+      <w:proofErr w:type="spellEnd"/>
+      <w:r>
+        <w:t xml:space="preserve">, -, -, </w:t>
+      </w:r>
+      <w:proofErr w:type="spellStart"/>
+      <w:r>
+        <w:t>ReLU</w:t>
+      </w:r>
+      <w:proofErr w:type="spellEnd"/>
+      <w:r>
+        <w:t xml:space="preserve">, -, -, -, </w:t>
+      </w:r>
+      <w:proofErr w:type="spellStart"/>
+      <w:r>
+        <w:t>ReLU</w:t>
+      </w:r>
+      <w:proofErr w:type="spellEnd"/>
+      <w:r>
+        <w:t xml:space="preserve">, -, -, -, -, </w:t>
+      </w:r>
+      <w:proofErr w:type="spellStart"/>
+      <w:r>
+        <w:t>ReLU</w:t>
+      </w:r>
+      <w:proofErr w:type="spellEnd"/>
+      <w:r>
+        <w:t>, -, -</w:t>
       </w:r>
     </w:p>
     <w:p/>
@@ -135,7 +274,10 @@
         <w:t>Total weights/biases =</w:t>
       </w:r>
       <w:r>
-        <w:t xml:space="preserve"> 2496197</w:t>
+        <w:t xml:space="preserve"> </w:t>
+      </w:r>
+      <w:r>
+        <w:t>2496197</w:t>
       </w:r>
     </w:p>
     <w:p>
@@ -154,9 +296,11 @@
       <w:r>
         <w:t xml:space="preserve">Loss function = </w:t>
       </w:r>
+      <w:proofErr w:type="spellStart"/>
       <w:r>
         <w:t>CrossEntropyLoss</w:t>
       </w:r>
+      <w:proofErr w:type="spellEnd"/>
     </w:p>
     <w:p>
       <w:pPr>
@@ -172,11 +316,16 @@
         </w:numPr>
       </w:pPr>
       <w:r>
-        <w:t>Optimisation algorithm = Adam</w:t>
+        <w:t xml:space="preserve">Optimisation algorithm = </w:t>
+      </w:r>
+      <w:proofErr w:type="spellStart"/>
+      <w:r>
+        <w:t>Adam</w:t>
       </w:r>
       <w:r>
         <w:t>W</w:t>
       </w:r>
+      <w:proofErr w:type="spellEnd"/>
     </w:p>
     <w:p>
       <w:pPr>
@@ -195,7 +344,163 @@
         <w:t xml:space="preserve">Learning rate = </w:t>
       </w:r>
       <w:r>
-        <w:t>0.0003</w:t>
+        <w:t>3e-4, 3e-4,</w:t>
+      </w:r>
+      <w:r>
+        <w:t xml:space="preserve"> </w:t>
+      </w:r>
+      <w:r>
+        <w:t>3e-4,</w:t>
+      </w:r>
+      <w:r>
+        <w:t xml:space="preserve"> </w:t>
+      </w:r>
+      <w:r>
+        <w:t>3e-4,</w:t>
+      </w:r>
+      <w:r>
+        <w:t xml:space="preserve"> </w:t>
+      </w:r>
+      <w:r>
+        <w:t>3e-4,</w:t>
+      </w:r>
+      <w:r>
+        <w:t xml:space="preserve"> </w:t>
+      </w:r>
+      <w:r>
+        <w:t>3e-4,</w:t>
+      </w:r>
+      <w:r>
+        <w:t xml:space="preserve"> </w:t>
+      </w:r>
+      <w:r>
+        <w:t>3e-4,</w:t>
+      </w:r>
+      <w:r>
+        <w:t xml:space="preserve"> </w:t>
+      </w:r>
+      <w:r>
+        <w:t>3e-4,</w:t>
+      </w:r>
+      <w:r>
+        <w:t xml:space="preserve"> </w:t>
+      </w:r>
+      <w:r>
+        <w:t>3e-4,</w:t>
+      </w:r>
+      <w:r>
+        <w:t xml:space="preserve"> </w:t>
+      </w:r>
+      <w:r>
+        <w:t>3e-4,</w:t>
+      </w:r>
+      <w:r>
+        <w:t xml:space="preserve"> </w:t>
+      </w:r>
+      <w:r>
+        <w:t>3e-4,</w:t>
+      </w:r>
+      <w:r>
+        <w:t xml:space="preserve"> </w:t>
+      </w:r>
+      <w:r>
+        <w:t>3e-4,</w:t>
+      </w:r>
+      <w:r>
+        <w:t xml:space="preserve"> </w:t>
+      </w:r>
+      <w:r>
+        <w:t>3e-4,</w:t>
+      </w:r>
+      <w:r>
+        <w:t xml:space="preserve"> </w:t>
+      </w:r>
+      <w:r>
+        <w:t>3e-4,</w:t>
+      </w:r>
+      <w:r>
+        <w:t xml:space="preserve"> </w:t>
+      </w:r>
+      <w:r>
+        <w:t>3e-4,</w:t>
+      </w:r>
+      <w:r>
+        <w:t xml:space="preserve"> 9e-5, </w:t>
+      </w:r>
+      <w:r>
+        <w:t>9e-5,</w:t>
+      </w:r>
+      <w:r>
+        <w:t xml:space="preserve"> </w:t>
+      </w:r>
+      <w:r>
+        <w:t>9e-5,</w:t>
+      </w:r>
+      <w:r>
+        <w:t xml:space="preserve"> </w:t>
+      </w:r>
+      <w:r>
+        <w:t>9e-5,</w:t>
+      </w:r>
+      <w:r>
+        <w:t xml:space="preserve"> </w:t>
+      </w:r>
+      <w:r>
+        <w:t>9e-5,</w:t>
+      </w:r>
+      <w:r>
+        <w:t xml:space="preserve"> </w:t>
+      </w:r>
+      <w:r>
+        <w:t>9e-5,</w:t>
+      </w:r>
+      <w:r>
+        <w:t xml:space="preserve"> </w:t>
+      </w:r>
+      <w:r>
+        <w:t>9e-5,</w:t>
+      </w:r>
+      <w:r>
+        <w:t xml:space="preserve"> 2.7e-5, </w:t>
+      </w:r>
+      <w:r>
+        <w:t>2.7e-5,</w:t>
+      </w:r>
+      <w:r>
+        <w:t xml:space="preserve"> </w:t>
+      </w:r>
+      <w:r>
+        <w:t>2.7e-5,</w:t>
+      </w:r>
+      <w:r>
+        <w:t xml:space="preserve"> </w:t>
+      </w:r>
+      <w:r>
+        <w:t>2.7e-5,</w:t>
+      </w:r>
+      <w:r>
+        <w:t xml:space="preserve"> </w:t>
+      </w:r>
+      <w:r>
+        <w:t>2.7e-5,</w:t>
+      </w:r>
+      <w:r>
+        <w:t xml:space="preserve"> </w:t>
+      </w:r>
+      <w:r>
+        <w:t>2.7e-5,</w:t>
+      </w:r>
+      <w:r>
+        <w:t xml:space="preserve"> </w:t>
+      </w:r>
+      <w:r>
+        <w:t>2.7e-5,</w:t>
+      </w:r>
+      <w:r>
+        <w:t xml:space="preserve"> </w:t>
+      </w:r>
+      <w:r>
+        <w:t>2.7e-5</w:t>
       </w:r>
     </w:p>
     <w:p>
@@ -250,7 +555,45 @@
         <w:t>Augmentations for training dataset =</w:t>
       </w:r>
       <w:r>
-        <w:t xml:space="preserve"> Resize(160x160), RandomResizedCrop, RandomHorizontalFlip, RandomRotation, ToTensor, Normalise </w:t>
+        <w:t xml:space="preserve"> Resize, </w:t>
+      </w:r>
+      <w:proofErr w:type="spellStart"/>
+      <w:r>
+        <w:t>RandomResizedCrop</w:t>
+      </w:r>
+      <w:proofErr w:type="spellEnd"/>
+      <w:r>
+        <w:t xml:space="preserve">, </w:t>
+      </w:r>
+      <w:proofErr w:type="spellStart"/>
+      <w:r>
+        <w:t>RandomHorizontalFlip</w:t>
+      </w:r>
+      <w:proofErr w:type="spellEnd"/>
+      <w:r>
+        <w:t xml:space="preserve">, </w:t>
+      </w:r>
+      <w:proofErr w:type="spellStart"/>
+      <w:r>
+        <w:t>RandomRotation</w:t>
+      </w:r>
+      <w:proofErr w:type="spellEnd"/>
+      <w:r>
+        <w:t xml:space="preserve">, </w:t>
+      </w:r>
+      <w:proofErr w:type="spellStart"/>
+      <w:r>
+        <w:t>ToTensor</w:t>
+      </w:r>
+      <w:proofErr w:type="spellEnd"/>
+      <w:r>
+        <w:t>, Normali</w:t>
+      </w:r>
+      <w:r>
+        <w:t>z</w:t>
+      </w:r>
+      <w:r>
+        <w:t xml:space="preserve">e </w:t>
       </w:r>
     </w:p>
     <w:p>
@@ -318,10 +661,13 @@
         <w:t>Trained model accuracy on train dataset =</w:t>
       </w:r>
       <w:r>
-        <w:t xml:space="preserve"> </w:t>
-      </w:r>
-      <w:r>
-        <w:t>63.58695652173913%</w:t>
+        <w:t xml:space="preserve"> 63.5</w:t>
+      </w:r>
+      <w:r>
+        <w:t>9</w:t>
+      </w:r>
+      <w:r>
+        <w:t>%</w:t>
       </w:r>
     </w:p>
     <w:p>
@@ -349,7 +695,7 @@
         <w:t xml:space="preserve"> </w:t>
       </w:r>
       <w:r>
-        <w:t>42.19133278822567%</w:t>
+        <w:t>42.19%</w:t>
       </w:r>
     </w:p>
     <w:p>
@@ -1064,7 +1410,6 @@
   <w:style w:type="character" w:default="1" w:styleId="DefaultParagraphFont">
     <w:name w:val="Default Paragraph Font"/>
     <w:uiPriority w:val="1"/>
-    <w:semiHidden/>
     <w:unhideWhenUsed/>
   </w:style>
   <w:style w:type="table" w:default="1" w:styleId="TableNormal">
